--- a/swh/docx/12.content.docx
+++ b/swh/docx/12.content.docx
@@ -19,7 +19,7 @@
         <w:rPr>
           <w:lang w:val="sw_KE" w:bidi="sw_KE"/>
         </w:rPr>
-        <w:t>Resource: Maelezo ya Masomo - Machapisho ya Vitabu (Tyndale)</w:t>
+        <w:t>Resource: Tyndale Open Study Notes</w:t>
       </w:r>
       <w:r>
         <w:rPr>
@@ -112,7 +112,7 @@
         <w:rPr>
           <w:lang w:val="sw_KE" w:bidi="sw_KE"/>
         </w:rPr>
-        <w:t>Maelezo ya Masomo - Machapisho ya Vitabu (Tyndale)</w:t>
+        <w:t>Tyndale Open Study Notes</w:t>
       </w:r>
     </w:p>
     <w:p>

--- a/swh/docx/12.content.docx
+++ b/swh/docx/12.content.docx
@@ -19,7 +19,7 @@
         <w:rPr>
           <w:lang w:val="sw_KE" w:bidi="sw_KE"/>
         </w:rPr>
-        <w:t>Resource: Tyndale Open Study Notes</w:t>
+        <w:t>Resource: Aquifer Open Study Notes (Book Intros)</w:t>
       </w:r>
       <w:r>
         <w:rPr>
@@ -112,7 +112,7 @@
         <w:rPr>
           <w:lang w:val="sw_KE" w:bidi="sw_KE"/>
         </w:rPr>
-        <w:t>Tyndale Open Study Notes</w:t>
+        <w:t>Aquifer Open Study Notes (Book Intros)</w:t>
       </w:r>
     </w:p>
     <w:p>

--- a/swh/docx/12.content.docx
+++ b/swh/docx/12.content.docx
@@ -283,72 +283,48 @@
         </w:rPr>
         <w:t xml:space="preserve">Kitabu cha 2 Wafalme kimepangwa kulingana na utawala wa wafalme wa Israeli na Yuda. Vipindi vinne tofauti vinashughulikiwa: (1) miaka ya mwisho ya nasaba ya tatu ya ufalme wa kaskazini. Mwaka 853–841 KK </w:t>
       </w:r>
-      <w:hyperlink r:id="rId13">
-        <w:r>
-          <w:rPr>
-            <w:lang w:val="sw_KE" w:bidi="sw_KE"/>
-          </w:rPr>
-          <w:rPr>
-            <w:color w:val="0000EE"/>
-            <w:u w:val="single"/>
-          </w:rPr>
-          <w:t>1:1–9:37</w:t>
-        </w:r>
-      </w:hyperlink>
+      <w:r>
+        <w:rPr>
+          <w:lang w:val="sw_KE" w:bidi="sw_KE"/>
+        </w:rPr>
+        <w:t>1:1–9:37</w:t>
+      </w:r>
       <w:r>
         <w:rPr>
           <w:lang w:val="sw_KE" w:bidi="sw_KE"/>
         </w:rPr>
         <w:t xml:space="preserve">), (2) enzi ya nasaba ya nne ya ufalme wa kaskazini mwaka 841–752 KK, </w:t>
       </w:r>
-      <w:hyperlink r:id="rId14">
-        <w:r>
-          <w:rPr>
-            <w:lang w:val="sw_KE" w:bidi="sw_KE"/>
-          </w:rPr>
-          <w:rPr>
-            <w:color w:val="0000EE"/>
-            <w:u w:val="single"/>
-          </w:rPr>
-          <w:t>10:1–15:12</w:t>
-        </w:r>
-      </w:hyperlink>
+      <w:r>
+        <w:rPr>
+          <w:lang w:val="sw_KE" w:bidi="sw_KE"/>
+        </w:rPr>
+        <w:t>10:1–15:12</w:t>
+      </w:r>
       <w:r>
         <w:rPr>
           <w:lang w:val="sw_KE" w:bidi="sw_KE"/>
         </w:rPr>
         <w:t xml:space="preserve">), (3) kipindi cha kushuka na kuanguka kwa ufalme wa kaskazini mwaka 752–722 KK, </w:t>
       </w:r>
-      <w:hyperlink r:id="rId15">
-        <w:r>
-          <w:rPr>
-            <w:lang w:val="sw_KE" w:bidi="sw_KE"/>
-          </w:rPr>
-          <w:rPr>
-            <w:color w:val="0000EE"/>
-            <w:u w:val="single"/>
-          </w:rPr>
-          <w:t>15:13–17:41</w:t>
-        </w:r>
-      </w:hyperlink>
+      <w:r>
+        <w:rPr>
+          <w:lang w:val="sw_KE" w:bidi="sw_KE"/>
+        </w:rPr>
+        <w:t>15:13–17:41</w:t>
+      </w:r>
       <w:r>
         <w:rPr>
           <w:lang w:val="sw_KE" w:bidi="sw_KE"/>
         </w:rPr>
         <w:t xml:space="preserve">), na (4) enzi ya mwisho ya ufalme wa kusini mwaka 722–586 KK, </w:t>
       </w:r>
-      <w:hyperlink r:id="rId16">
-        <w:r>
-          <w:rPr>
-            <w:lang w:val="sw_KE" w:bidi="sw_KE"/>
-          </w:rPr>
-          <w:rPr>
-            <w:color w:val="0000EE"/>
-            <w:u w:val="single"/>
-          </w:rPr>
-          <w:t>18:1–25:30</w:t>
-        </w:r>
-      </w:hyperlink>
+      <w:r>
+        <w:rPr>
+          <w:lang w:val="sw_KE" w:bidi="sw_KE"/>
+        </w:rPr>
+        <w:t>18:1–25:30</w:t>
+      </w:r>
       <w:r>
         <w:rPr>
           <w:lang w:val="sw_KE" w:bidi="sw_KE"/>
@@ -369,72 +345,48 @@
         </w:rPr>
         <w:t>Kitabu kinaanza na ajali iliyosababisha kifo cha Mfalme Ahazia wa Israeli (</w:t>
       </w:r>
-      <w:hyperlink r:id="rId17">
-        <w:r>
-          <w:rPr>
-            <w:lang w:val="sw_KE" w:bidi="sw_KE"/>
-          </w:rPr>
-          <w:rPr>
-            <w:color w:val="0000EE"/>
-            <w:u w:val="single"/>
-          </w:rPr>
-          <w:t>1:1–18</w:t>
-        </w:r>
-      </w:hyperlink>
+      <w:r>
+        <w:rPr>
+          <w:lang w:val="sw_KE" w:bidi="sw_KE"/>
+        </w:rPr>
+        <w:t>1:1–18</w:t>
+      </w:r>
       <w:r>
         <w:rPr>
           <w:lang w:val="sw_KE" w:bidi="sw_KE"/>
         </w:rPr>
         <w:t>) na tukio la mwisho la maisha ya Eliya, wakati Mungu alipomchukua kwenda mbinguni (</w:t>
       </w:r>
-      <w:hyperlink r:id="rId18">
-        <w:r>
-          <w:rPr>
-            <w:lang w:val="sw_KE" w:bidi="sw_KE"/>
-          </w:rPr>
-          <w:rPr>
-            <w:color w:val="0000EE"/>
-            <w:u w:val="single"/>
-          </w:rPr>
-          <w:t>2:1–12</w:t>
-        </w:r>
-      </w:hyperlink>
+      <w:r>
+        <w:rPr>
+          <w:lang w:val="sw_KE" w:bidi="sw_KE"/>
+        </w:rPr>
+        <w:t>2:1–12</w:t>
+      </w:r>
       <w:r>
         <w:rPr>
           <w:lang w:val="sw_KE" w:bidi="sw_KE"/>
         </w:rPr>
         <w:t>). Vazi la unabii lilipitishwa kwa Elisha, ambaye miujiza na ushauri wake vinachukua sura kadhaa zinazofuata (</w:t>
       </w:r>
-      <w:hyperlink r:id="rId19">
-        <w:r>
-          <w:rPr>
-            <w:lang w:val="sw_KE" w:bidi="sw_KE"/>
-          </w:rPr>
-          <w:rPr>
-            <w:color w:val="0000EE"/>
-            <w:u w:val="single"/>
-          </w:rPr>
-          <w:t>2:12–8:15</w:t>
-        </w:r>
-      </w:hyperlink>
+      <w:r>
+        <w:rPr>
+          <w:lang w:val="sw_KE" w:bidi="sw_KE"/>
+        </w:rPr>
+        <w:t>2:12–8:15</w:t>
+      </w:r>
       <w:r>
         <w:rPr>
           <w:lang w:val="sw_KE" w:bidi="sw_KE"/>
         </w:rPr>
         <w:t xml:space="preserve">; tazama </w:t>
       </w:r>
-      <w:hyperlink r:id="rId20">
-        <w:r>
-          <w:rPr>
-            <w:lang w:val="sw_KE" w:bidi="sw_KE"/>
-          </w:rPr>
-          <w:rPr>
-            <w:color w:val="0000EE"/>
-            <w:u w:val="single"/>
-          </w:rPr>
-          <w:t>9:1–10</w:t>
-        </w:r>
-      </w:hyperlink>
+      <w:r>
+        <w:rPr>
+          <w:lang w:val="sw_KE" w:bidi="sw_KE"/>
+        </w:rPr>
+        <w:t>9:1–10</w:t>
+      </w:r>
       <w:r>
         <w:rPr>
           <w:lang w:val="sw_KE" w:bidi="sw_KE"/>
@@ -455,90 +407,60 @@
         </w:rPr>
         <w:t>Utawala wa wafalme Yehoramu na Ahazia wa Yuda (</w:t>
       </w:r>
-      <w:hyperlink r:id="rId21">
-        <w:r>
-          <w:rPr>
-            <w:lang w:val="sw_KE" w:bidi="sw_KE"/>
-          </w:rPr>
-          <w:rPr>
-            <w:color w:val="0000EE"/>
-            <w:u w:val="single"/>
-          </w:rPr>
-          <w:t>8:16–29</w:t>
-        </w:r>
-      </w:hyperlink>
+      <w:r>
+        <w:rPr>
+          <w:lang w:val="sw_KE" w:bidi="sw_KE"/>
+        </w:rPr>
+        <w:t>8:16–29</w:t>
+      </w:r>
       <w:r>
         <w:rPr>
           <w:lang w:val="sw_KE" w:bidi="sw_KE"/>
         </w:rPr>
         <w:t>) unaleta simulizi hilo hadi mwaka muhimu wa 841 KK, ambapo Yehu alipowaua wafalme Yoramu na Ahazia. Yehu pia alimuua Yezebeli, wanachama waliosalia wa familia ya Ahabu, na maafisa waliomwabudu Baali (</w:t>
       </w:r>
-      <w:hyperlink r:id="rId22">
-        <w:r>
-          <w:rPr>
-            <w:lang w:val="sw_KE" w:bidi="sw_KE"/>
-          </w:rPr>
-          <w:rPr>
-            <w:color w:val="0000EE"/>
-            <w:u w:val="single"/>
-          </w:rPr>
-          <w:t>9:11–10:29</w:t>
-        </w:r>
-      </w:hyperlink>
+      <w:r>
+        <w:rPr>
+          <w:lang w:val="sw_KE" w:bidi="sw_KE"/>
+        </w:rPr>
+        <w:t>9:11–10:29</w:t>
+      </w:r>
       <w:r>
         <w:rPr>
           <w:lang w:val="sw_KE" w:bidi="sw_KE"/>
         </w:rPr>
         <w:t>). Hivyo utawala wa miaka ishirini na minane wa Yehu ulianza (</w:t>
       </w:r>
-      <w:hyperlink r:id="rId23">
-        <w:r>
-          <w:rPr>
-            <w:lang w:val="sw_KE" w:bidi="sw_KE"/>
-          </w:rPr>
-          <w:rPr>
-            <w:color w:val="0000EE"/>
-            <w:u w:val="single"/>
-          </w:rPr>
-          <w:t>10:30–36</w:t>
-        </w:r>
-      </w:hyperlink>
+      <w:r>
+        <w:rPr>
+          <w:lang w:val="sw_KE" w:bidi="sw_KE"/>
+        </w:rPr>
+        <w:t>10:30–36</w:t>
+      </w:r>
       <w:r>
         <w:rPr>
           <w:lang w:val="sw_KE" w:bidi="sw_KE"/>
         </w:rPr>
         <w:t>). Wakati huo huo Athalia (</w:t>
       </w:r>
-      <w:hyperlink r:id="rId24">
-        <w:r>
-          <w:rPr>
-            <w:lang w:val="sw_KE" w:bidi="sw_KE"/>
-          </w:rPr>
-          <w:rPr>
-            <w:color w:val="0000EE"/>
-            <w:u w:val="single"/>
-          </w:rPr>
-          <w:t>11:1–20</w:t>
-        </w:r>
-      </w:hyperlink>
+      <w:r>
+        <w:rPr>
+          <w:lang w:val="sw_KE" w:bidi="sw_KE"/>
+        </w:rPr>
+        <w:t>11:1–20</w:t>
+      </w:r>
       <w:r>
         <w:rPr>
           <w:lang w:val="sw_KE" w:bidi="sw_KE"/>
         </w:rPr>
         <w:t>) alitwaa kiti cha enzi cha Yuda na kutawala kwa miaka sita hadi wale waliokuwa waaminifu kwa ukoo wa Daudi walipomweka mfalme kijana Yoashi (</w:t>
       </w:r>
-      <w:hyperlink r:id="rId25">
-        <w:r>
-          <w:rPr>
-            <w:lang w:val="sw_KE" w:bidi="sw_KE"/>
-          </w:rPr>
-          <w:rPr>
-            <w:color w:val="0000EE"/>
-            <w:u w:val="single"/>
-          </w:rPr>
-          <w:t>12:1–21</w:t>
-        </w:r>
-      </w:hyperlink>
+      <w:r>
+        <w:rPr>
+          <w:lang w:val="sw_KE" w:bidi="sw_KE"/>
+        </w:rPr>
+        <w:t>12:1–21</w:t>
+      </w:r>
       <w:r>
         <w:rPr>
           <w:lang w:val="sw_KE" w:bidi="sw_KE"/>
@@ -559,90 +481,60 @@
         </w:rPr>
         <w:t>Falme pacha zilifurahia ustawi kwa muda (</w:t>
       </w:r>
-      <w:hyperlink r:id="rId26">
-        <w:r>
-          <w:rPr>
-            <w:lang w:val="sw_KE" w:bidi="sw_KE"/>
-          </w:rPr>
-          <w:rPr>
-            <w:color w:val="0000EE"/>
-            <w:u w:val="single"/>
-          </w:rPr>
-          <w:t>14:23–15:7</w:t>
-        </w:r>
-      </w:hyperlink>
+      <w:r>
+        <w:rPr>
+          <w:lang w:val="sw_KE" w:bidi="sw_KE"/>
+        </w:rPr>
+        <w:t>14:23–15:7</w:t>
+      </w:r>
       <w:r>
         <w:rPr>
           <w:lang w:val="sw_KE" w:bidi="sw_KE"/>
         </w:rPr>
         <w:t>), lakini ufalme wa kaskazini uliendelea kufanya maovu na ukaingia katika kuporomoka kwake: baada ya mauaji ya Zekaria (</w:t>
       </w:r>
-      <w:hyperlink r:id="rId27">
-        <w:r>
-          <w:rPr>
-            <w:lang w:val="sw_KE" w:bidi="sw_KE"/>
-          </w:rPr>
-          <w:rPr>
-            <w:color w:val="0000EE"/>
-            <w:u w:val="single"/>
-          </w:rPr>
-          <w:t>15:8–12</w:t>
-        </w:r>
-      </w:hyperlink>
+      <w:r>
+        <w:rPr>
+          <w:lang w:val="sw_KE" w:bidi="sw_KE"/>
+        </w:rPr>
+        <w:t>15:8–12</w:t>
+      </w:r>
       <w:r>
         <w:rPr>
           <w:lang w:val="sw_KE" w:bidi="sw_KE"/>
         </w:rPr>
         <w:t>) yalifuatiwa na utawala mfupi wa Shalumu, Menahemu, Pekahia, Peka, na Hoshea (</w:t>
       </w:r>
-      <w:hyperlink r:id="rId28">
-        <w:r>
-          <w:rPr>
-            <w:lang w:val="sw_KE" w:bidi="sw_KE"/>
-          </w:rPr>
-          <w:rPr>
-            <w:color w:val="0000EE"/>
-            <w:u w:val="single"/>
-          </w:rPr>
-          <w:t>15:13–17:2</w:t>
-        </w:r>
-      </w:hyperlink>
+      <w:r>
+        <w:rPr>
+          <w:lang w:val="sw_KE" w:bidi="sw_KE"/>
+        </w:rPr>
+        <w:t>15:13–17:2</w:t>
+      </w:r>
       <w:r>
         <w:rPr>
           <w:lang w:val="sw_KE" w:bidi="sw_KE"/>
         </w:rPr>
         <w:t>). Hoshea, mfalme wa mwisho wa Israeli mwaka 732–722 KK, kwa upumbavu aliweka imani yake kwa Misri na akaasi dhidi ya Ashuru, na kusababisha kukamatwa kwa Samaria na mwisho wa ufalme wa kaskazini mnamo mwaka 722 KK (</w:t>
       </w:r>
-      <w:hyperlink r:id="rId29">
-        <w:r>
-          <w:rPr>
-            <w:lang w:val="sw_KE" w:bidi="sw_KE"/>
-          </w:rPr>
-          <w:rPr>
-            <w:color w:val="0000EE"/>
-            <w:u w:val="single"/>
-          </w:rPr>
-          <w:t>17:3–6</w:t>
-        </w:r>
-      </w:hyperlink>
+      <w:r>
+        <w:rPr>
+          <w:lang w:val="sw_KE" w:bidi="sw_KE"/>
+        </w:rPr>
+        <w:t>17:3–6</w:t>
+      </w:r>
       <w:r>
         <w:rPr>
           <w:lang w:val="sw_KE" w:bidi="sw_KE"/>
         </w:rPr>
         <w:t>). Mwandishi kisha anatoa tathmini ya sababu za kuanguka kwa Israeli na kutoa maelezo ya kuhamishwa tena kwa Samaria (</w:t>
       </w:r>
-      <w:hyperlink r:id="rId30">
-        <w:r>
-          <w:rPr>
-            <w:lang w:val="sw_KE" w:bidi="sw_KE"/>
-          </w:rPr>
-          <w:rPr>
-            <w:color w:val="0000EE"/>
-            <w:u w:val="single"/>
-          </w:rPr>
-          <w:t>17:7–41</w:t>
-        </w:r>
-      </w:hyperlink>
+      <w:r>
+        <w:rPr>
+          <w:lang w:val="sw_KE" w:bidi="sw_KE"/>
+        </w:rPr>
+        <w:t>17:7–41</w:t>
+      </w:r>
       <w:r>
         <w:rPr>
           <w:lang w:val="sw_KE" w:bidi="sw_KE"/>
@@ -663,144 +555,96 @@
         </w:rPr>
         <w:t>Sehemu ya mwisho ya 2 Wafalme (</w:t>
       </w:r>
-      <w:hyperlink r:id="rId16">
-        <w:r>
-          <w:rPr>
-            <w:lang w:val="sw_KE" w:bidi="sw_KE"/>
-          </w:rPr>
-          <w:rPr>
-            <w:color w:val="0000EE"/>
-            <w:u w:val="single"/>
-          </w:rPr>
-          <w:t>18:1–25:30</w:t>
-        </w:r>
-      </w:hyperlink>
+      <w:r>
+        <w:rPr>
+          <w:lang w:val="sw_KE" w:bidi="sw_KE"/>
+        </w:rPr>
+        <w:t>18:1–25:30</w:t>
+      </w:r>
       <w:r>
         <w:rPr>
           <w:lang w:val="sw_KE" w:bidi="sw_KE"/>
         </w:rPr>
         <w:t>) inahusu bahati za Yuda. Hezekia anakumbukwa kwa kumtumaini Bwana wakati wa shinikizo (</w:t>
       </w:r>
-      <w:hyperlink r:id="rId31">
-        <w:r>
-          <w:rPr>
-            <w:lang w:val="sw_KE" w:bidi="sw_KE"/>
-          </w:rPr>
-          <w:rPr>
-            <w:color w:val="0000EE"/>
-            <w:u w:val="single"/>
-          </w:rPr>
-          <w:t>18:5–6</w:t>
-        </w:r>
-      </w:hyperlink>
+      <w:r>
+        <w:rPr>
+          <w:lang w:val="sw_KE" w:bidi="sw_KE"/>
+        </w:rPr>
+        <w:t>18:5–6</w:t>
+      </w:r>
       <w:r>
         <w:rPr>
           <w:lang w:val="sw_KE" w:bidi="sw_KE"/>
         </w:rPr>
         <w:t>; tazama</w:t>
       </w:r>
-      <w:hyperlink r:id="rId32">
-        <w:r>
-          <w:rPr>
-            <w:lang w:val="sw_KE" w:bidi="sw_KE"/>
-          </w:rPr>
-          <w:rPr>
-            <w:color w:val="0000EE"/>
-            <w:u w:val="single"/>
-          </w:rPr>
-          <w:t>18:13–20:11</w:t>
-        </w:r>
-      </w:hyperlink>
+      <w:r>
+        <w:rPr>
+          <w:lang w:val="sw_KE" w:bidi="sw_KE"/>
+        </w:rPr>
+        <w:t>18:13–20:11</w:t>
+      </w:r>
       <w:r>
         <w:rPr>
           <w:lang w:val="sw_KE" w:bidi="sw_KE"/>
         </w:rPr>
         <w:t>), na Yosia anapata sifa kwa kujitolea kwake kwa sheria ya Bwana (</w:t>
       </w:r>
-      <w:hyperlink r:id="rId33">
-        <w:r>
-          <w:rPr>
-            <w:lang w:val="sw_KE" w:bidi="sw_KE"/>
-          </w:rPr>
-          <w:rPr>
-            <w:color w:val="0000EE"/>
-            <w:u w:val="single"/>
-          </w:rPr>
-          <w:t>23:19</w:t>
-        </w:r>
-      </w:hyperlink>
+      <w:r>
+        <w:rPr>
+          <w:lang w:val="sw_KE" w:bidi="sw_KE"/>
+        </w:rPr>
+        <w:t>23:19</w:t>
+      </w:r>
       <w:r>
         <w:rPr>
           <w:lang w:val="sw_KE" w:bidi="sw_KE"/>
         </w:rPr>
         <w:t xml:space="preserve">; tazama </w:t>
       </w:r>
-      <w:hyperlink r:id="rId34">
-        <w:r>
-          <w:rPr>
-            <w:lang w:val="sw_KE" w:bidi="sw_KE"/>
-          </w:rPr>
-          <w:rPr>
-            <w:color w:val="0000EE"/>
-            <w:u w:val="single"/>
-          </w:rPr>
-          <w:t>22:8–23:25</w:t>
-        </w:r>
-      </w:hyperlink>
+      <w:r>
+        <w:rPr>
+          <w:lang w:val="sw_KE" w:bidi="sw_KE"/>
+        </w:rPr>
+        <w:t>22:8–23:25</w:t>
+      </w:r>
       <w:r>
         <w:rPr>
           <w:lang w:val="sw_KE" w:bidi="sw_KE"/>
         </w:rPr>
         <w:t>). Hata hivyo, hata hawa wafalme wawili walifanya makosa makubwa (</w:t>
       </w:r>
-      <w:hyperlink r:id="rId35">
-        <w:r>
-          <w:rPr>
-            <w:lang w:val="sw_KE" w:bidi="sw_KE"/>
-          </w:rPr>
-          <w:rPr>
-            <w:color w:val="0000EE"/>
-            <w:u w:val="single"/>
-          </w:rPr>
-          <w:t>20:12–19</w:t>
-        </w:r>
-      </w:hyperlink>
+      <w:r>
+        <w:rPr>
+          <w:lang w:val="sw_KE" w:bidi="sw_KE"/>
+        </w:rPr>
+        <w:t>20:12–19</w:t>
+      </w:r>
       <w:r>
         <w:rPr>
           <w:lang w:val="sw_KE" w:bidi="sw_KE"/>
         </w:rPr>
         <w:t xml:space="preserve">; </w:t>
       </w:r>
-      <w:hyperlink r:id="rId36">
-        <w:r>
-          <w:rPr>
-            <w:lang w:val="sw_KE" w:bidi="sw_KE"/>
-          </w:rPr>
-          <w:rPr>
-            <w:color w:val="0000EE"/>
-            <w:u w:val="single"/>
-          </w:rPr>
-          <w:t>23:29–30</w:t>
-        </w:r>
-      </w:hyperlink>
+      <w:r>
+        <w:rPr>
+          <w:lang w:val="sw_KE" w:bidi="sw_KE"/>
+        </w:rPr>
+        <w:t>23:29–30</w:t>
+      </w:r>
       <w:r>
         <w:rPr>
           <w:lang w:val="sw_KE" w:bidi="sw_KE"/>
         </w:rPr>
         <w:t xml:space="preserve">; angalia </w:t>
       </w:r>
-      <w:hyperlink r:id="rId37">
-        <w:r>
-          <w:rPr>
-            <w:lang w:val="sw_KE" w:bidi="sw_KE"/>
-          </w:rPr>
-          <w:rPr>
-            <w:color w:val="0000EE"/>
-            <w:u w:val="single"/>
-          </w:rPr>
-          <w:t>2 Nyakati 35:20–25</w:t>
-        </w:r>
-      </w:hyperlink>
+      <w:r>
+        <w:rPr>
+          <w:lang w:val="sw_KE" w:bidi="sw_KE"/>
+        </w:rPr>
+        <w:t>2 Nyakati 35:20–25</w:t>
+      </w:r>
       <w:r>
         <w:rPr>
           <w:lang w:val="sw_KE" w:bidi="sw_KE"/>
@@ -821,36 +665,24 @@
         </w:rPr>
         <w:t>Baada ya kifo cha Yosia, wafalme wa mwisho wa Yuda walifanya maovu machoni pa Bwana, na ufalme wa kusini ulivamiwa na hatimaye kuharibiwa na Mfalme Nebukadneza II wa Babeli (</w:t>
       </w:r>
-      <w:hyperlink r:id="rId38">
-        <w:r>
-          <w:rPr>
-            <w:lang w:val="sw_KE" w:bidi="sw_KE"/>
-          </w:rPr>
-          <w:rPr>
-            <w:color w:val="0000EE"/>
-            <w:u w:val="single"/>
-          </w:rPr>
-          <w:t>2 Wafalme 23:31–25:21</w:t>
-        </w:r>
-      </w:hyperlink>
+      <w:r>
+        <w:rPr>
+          <w:lang w:val="sw_KE" w:bidi="sw_KE"/>
+        </w:rPr>
+        <w:t>2 Wafalme 23:31–25:21</w:t>
+      </w:r>
       <w:r>
         <w:rPr>
           <w:lang w:val="sw_KE" w:bidi="sw_KE"/>
         </w:rPr>
         <w:t xml:space="preserve">). Hukumu ya Mungu iliyotabiriwa ilikuwa imefika (tazama </w:t>
       </w:r>
-      <w:hyperlink r:id="rId39">
-        <w:r>
-          <w:rPr>
-            <w:lang w:val="sw_KE" w:bidi="sw_KE"/>
-          </w:rPr>
-          <w:rPr>
-            <w:color w:val="0000EE"/>
-            <w:u w:val="single"/>
-          </w:rPr>
-          <w:t>Yeremia 38:17–23</w:t>
-        </w:r>
-      </w:hyperlink>
+      <w:r>
+        <w:rPr>
+          <w:lang w:val="sw_KE" w:bidi="sw_KE"/>
+        </w:rPr>
+        <w:t>Yeremia 38:17–23</w:t>
+      </w:r>
       <w:r>
         <w:rPr>
           <w:lang w:val="sw_KE" w:bidi="sw_KE"/>
@@ -871,36 +703,24 @@
         </w:rPr>
         <w:t>Kitabu cha 2 Wafalme kinafunga kwa maelezo mawili yaliyoambatishwa. Ya kwanza inahusu matukio katika Yuda baada ya kuanguka kwa Yerusalemu (</w:t>
       </w:r>
-      <w:hyperlink r:id="rId40">
-        <w:r>
-          <w:rPr>
-            <w:lang w:val="sw_KE" w:bidi="sw_KE"/>
-          </w:rPr>
-          <w:rPr>
-            <w:color w:val="0000EE"/>
-            <w:u w:val="single"/>
-          </w:rPr>
-          <w:t>2 Wafalme 25:22–26</w:t>
-        </w:r>
-      </w:hyperlink>
+      <w:r>
+        <w:rPr>
+          <w:lang w:val="sw_KE" w:bidi="sw_KE"/>
+        </w:rPr>
+        <w:t>2 Wafalme 25:22–26</w:t>
+      </w:r>
       <w:r>
         <w:rPr>
           <w:lang w:val="sw_KE" w:bidi="sw_KE"/>
         </w:rPr>
         <w:t>). Ya pili inaelezea kuachiliwa baadaye kwa Yehoyakini huko Babeli (</w:t>
       </w:r>
-      <w:hyperlink r:id="rId41">
-        <w:r>
-          <w:rPr>
-            <w:lang w:val="sw_KE" w:bidi="sw_KE"/>
-          </w:rPr>
-          <w:rPr>
-            <w:color w:val="0000EE"/>
-            <w:u w:val="single"/>
-          </w:rPr>
-          <w:t>25:27–30</w:t>
-        </w:r>
-      </w:hyperlink>
+      <w:r>
+        <w:rPr>
+          <w:lang w:val="sw_KE" w:bidi="sw_KE"/>
+        </w:rPr>
+        <w:t>25:27–30</w:t>
+      </w:r>
       <w:r>
         <w:rPr>
           <w:lang w:val="sw_KE" w:bidi="sw_KE"/>
@@ -932,18 +752,12 @@
         </w:rPr>
         <w:t xml:space="preserve">Kitabu cha 2 Wafalme ni mwendelezo wa 1 Wafalme, kilichoandikwa na mwandishi yuleyule, ambaye utambulisho wake kwa usahihi haujulikani. Alifahamu vyema vyanzo vilivyomwezesha kutunga historia ya kina ya utawala wa kifalme wa Israeli uliogawanyika, na alikuwa na ufahamu wa kutathmini sababu za kufaulu na kushindwa kwa msingi wa itikio la watu kwa agano la Musa. Ufahamu wake wa karibu wa historia ya baadaye ya Yuda unaonyesha kwamba huenda aliishi ndani au karibu na Yerusalemu na huenda alikuwa shahidi wa macho wa matukio mengi yaliyosababisha kuanguka kwa mji huo. Kama alikuwa bado hai kuandika kiambatisho cha mwisho kuhusu kuachiliwa kwa Yehoyakini mwaka 561KK, </w:t>
       </w:r>
-      <w:hyperlink r:id="rId42">
-        <w:r>
-          <w:rPr>
-            <w:lang w:val="sw_KE" w:bidi="sw_KE"/>
-          </w:rPr>
-          <w:rPr>
-            <w:color w:val="0000EE"/>
-            <w:u w:val="single"/>
-          </w:rPr>
-          <w:t>25:25–30</w:t>
-        </w:r>
-      </w:hyperlink>
+      <w:r>
+        <w:rPr>
+          <w:lang w:val="sw_KE" w:bidi="sw_KE"/>
+        </w:rPr>
+        <w:t>25:25–30</w:t>
+      </w:r>
       <w:r>
         <w:rPr>
           <w:lang w:val="sw_KE" w:bidi="sw_KE"/>
@@ -1028,216 +842,144 @@
         </w:rPr>
         <w:t>Wafalme wa Israeli walikuwa waovu mara kwa mara. Walifuata mfano wa Yeroboamu mwana wa Nebati, wakiendelea na dhambi ambazo Yeroboamu aliwaongoza Israeli kuzitenda (</w:t>
       </w:r>
-      <w:hyperlink r:id="rId43">
-        <w:r>
-          <w:rPr>
-            <w:lang w:val="sw_KE" w:bidi="sw_KE"/>
-          </w:rPr>
-          <w:rPr>
-            <w:color w:val="0000EE"/>
-            <w:u w:val="single"/>
-          </w:rPr>
-          <w:t>13:2</w:t>
-        </w:r>
-      </w:hyperlink>
+      <w:r>
+        <w:rPr>
+          <w:lang w:val="sw_KE" w:bidi="sw_KE"/>
+        </w:rPr>
+        <w:t>13:2</w:t>
+      </w:r>
       <w:r>
         <w:rPr>
           <w:lang w:val="sw_KE" w:bidi="sw_KE"/>
         </w:rPr>
         <w:t xml:space="preserve">, </w:t>
       </w:r>
-      <w:hyperlink r:id="rId44">
-        <w:r>
-          <w:rPr>
-            <w:lang w:val="sw_KE" w:bidi="sw_KE"/>
-          </w:rPr>
-          <w:rPr>
-            <w:color w:val="0000EE"/>
-            <w:u w:val="single"/>
-          </w:rPr>
-          <w:t>11</w:t>
-        </w:r>
-      </w:hyperlink>
+      <w:r>
+        <w:rPr>
+          <w:lang w:val="sw_KE" w:bidi="sw_KE"/>
+        </w:rPr>
+        <w:t>11</w:t>
+      </w:r>
       <w:r>
         <w:rPr>
           <w:lang w:val="sw_KE" w:bidi="sw_KE"/>
         </w:rPr>
         <w:t xml:space="preserve">; </w:t>
       </w:r>
-      <w:hyperlink r:id="rId45">
-        <w:r>
-          <w:rPr>
-            <w:lang w:val="sw_KE" w:bidi="sw_KE"/>
-          </w:rPr>
-          <w:rPr>
-            <w:color w:val="0000EE"/>
-            <w:u w:val="single"/>
-          </w:rPr>
-          <w:t>14:24</w:t>
-        </w:r>
-      </w:hyperlink>
+      <w:r>
+        <w:rPr>
+          <w:lang w:val="sw_KE" w:bidi="sw_KE"/>
+        </w:rPr>
+        <w:t>14:24</w:t>
+      </w:r>
       <w:r>
         <w:rPr>
           <w:lang w:val="sw_KE" w:bidi="sw_KE"/>
         </w:rPr>
         <w:t xml:space="preserve">; </w:t>
       </w:r>
-      <w:hyperlink r:id="rId46">
-        <w:r>
-          <w:rPr>
-            <w:lang w:val="sw_KE" w:bidi="sw_KE"/>
-          </w:rPr>
-          <w:rPr>
-            <w:color w:val="0000EE"/>
-            <w:u w:val="single"/>
-          </w:rPr>
-          <w:t>15:9</w:t>
-        </w:r>
-      </w:hyperlink>
+      <w:r>
+        <w:rPr>
+          <w:lang w:val="sw_KE" w:bidi="sw_KE"/>
+        </w:rPr>
+        <w:t>15:9</w:t>
+      </w:r>
       <w:r>
         <w:rPr>
           <w:lang w:val="sw_KE" w:bidi="sw_KE"/>
         </w:rPr>
         <w:t xml:space="preserve">; </w:t>
       </w:r>
-      <w:hyperlink r:id="rId47">
-        <w:r>
-          <w:rPr>
-            <w:lang w:val="sw_KE" w:bidi="sw_KE"/>
-          </w:rPr>
-          <w:rPr>
-            <w:color w:val="0000EE"/>
-            <w:u w:val="single"/>
-          </w:rPr>
-          <w:t>17:2</w:t>
-        </w:r>
-      </w:hyperlink>
+      <w:r>
+        <w:rPr>
+          <w:lang w:val="sw_KE" w:bidi="sw_KE"/>
+        </w:rPr>
+        <w:t>17:2</w:t>
+      </w:r>
       <w:r>
         <w:rPr>
           <w:lang w:val="sw_KE" w:bidi="sw_KE"/>
         </w:rPr>
         <w:t xml:space="preserve">). Wafalme wengi wa Yuda wanapokea lawama sawa (tazama kwa mfano, </w:t>
       </w:r>
-      <w:hyperlink r:id="rId48">
-        <w:r>
-          <w:rPr>
-            <w:lang w:val="sw_KE" w:bidi="sw_KE"/>
-          </w:rPr>
-          <w:rPr>
-            <w:color w:val="0000EE"/>
-            <w:u w:val="single"/>
-          </w:rPr>
-          <w:t>8:18</w:t>
-        </w:r>
-      </w:hyperlink>
+      <w:r>
+        <w:rPr>
+          <w:lang w:val="sw_KE" w:bidi="sw_KE"/>
+        </w:rPr>
+        <w:t>8:18</w:t>
+      </w:r>
       <w:r>
         <w:rPr>
           <w:lang w:val="sw_KE" w:bidi="sw_KE"/>
         </w:rPr>
         <w:t>). Manase, hasa, analaumiwa kwa ibada yake ya sanamu na uasi (</w:t>
       </w:r>
-      <w:hyperlink r:id="rId49">
-        <w:r>
-          <w:rPr>
-            <w:lang w:val="sw_KE" w:bidi="sw_KE"/>
-          </w:rPr>
-          <w:rPr>
-            <w:color w:val="0000EE"/>
-            <w:u w:val="single"/>
-          </w:rPr>
-          <w:t>21:2–9</w:t>
-        </w:r>
-      </w:hyperlink>
+      <w:r>
+        <w:rPr>
+          <w:lang w:val="sw_KE" w:bidi="sw_KE"/>
+        </w:rPr>
+        <w:t>21:2–9</w:t>
+      </w:r>
       <w:r>
         <w:rPr>
           <w:lang w:val="sw_KE" w:bidi="sw_KE"/>
         </w:rPr>
         <w:t>), na mfano wake unafuatwa na wafalme kadhaa baada yake (</w:t>
       </w:r>
-      <w:hyperlink r:id="rId50">
-        <w:r>
-          <w:rPr>
-            <w:lang w:val="sw_KE" w:bidi="sw_KE"/>
-          </w:rPr>
-          <w:rPr>
-            <w:color w:val="0000EE"/>
-            <w:u w:val="single"/>
-          </w:rPr>
-          <w:t>21:20</w:t>
-        </w:r>
-      </w:hyperlink>
+      <w:r>
+        <w:rPr>
+          <w:lang w:val="sw_KE" w:bidi="sw_KE"/>
+        </w:rPr>
+        <w:t>21:20</w:t>
+      </w:r>
       <w:r>
         <w:rPr>
           <w:lang w:val="sw_KE" w:bidi="sw_KE"/>
         </w:rPr>
         <w:t xml:space="preserve">; </w:t>
       </w:r>
-      <w:hyperlink r:id="rId51">
-        <w:r>
-          <w:rPr>
-            <w:lang w:val="sw_KE" w:bidi="sw_KE"/>
-          </w:rPr>
-          <w:rPr>
-            <w:color w:val="0000EE"/>
-            <w:u w:val="single"/>
-          </w:rPr>
-          <w:t>23:32</w:t>
-        </w:r>
-      </w:hyperlink>
+      <w:r>
+        <w:rPr>
+          <w:lang w:val="sw_KE" w:bidi="sw_KE"/>
+        </w:rPr>
+        <w:t>23:32</w:t>
+      </w:r>
       <w:r>
         <w:rPr>
           <w:lang w:val="sw_KE" w:bidi="sw_KE"/>
         </w:rPr>
         <w:t xml:space="preserve">, </w:t>
       </w:r>
-      <w:hyperlink r:id="rId52">
-        <w:r>
-          <w:rPr>
-            <w:lang w:val="sw_KE" w:bidi="sw_KE"/>
-          </w:rPr>
-          <w:rPr>
-            <w:color w:val="0000EE"/>
-            <w:u w:val="single"/>
-          </w:rPr>
-          <w:t>37</w:t>
-        </w:r>
-      </w:hyperlink>
+      <w:r>
+        <w:rPr>
+          <w:lang w:val="sw_KE" w:bidi="sw_KE"/>
+        </w:rPr>
+        <w:t>37</w:t>
+      </w:r>
       <w:r>
         <w:rPr>
           <w:lang w:val="sw_KE" w:bidi="sw_KE"/>
         </w:rPr>
         <w:t xml:space="preserve">; </w:t>
       </w:r>
-      <w:hyperlink r:id="rId53">
-        <w:r>
-          <w:rPr>
-            <w:lang w:val="sw_KE" w:bidi="sw_KE"/>
-          </w:rPr>
-          <w:rPr>
-            <w:color w:val="0000EE"/>
-            <w:u w:val="single"/>
-          </w:rPr>
-          <w:t>24:9</w:t>
-        </w:r>
-      </w:hyperlink>
+      <w:r>
+        <w:rPr>
+          <w:lang w:val="sw_KE" w:bidi="sw_KE"/>
+        </w:rPr>
+        <w:t>24:9</w:t>
+      </w:r>
       <w:r>
         <w:rPr>
           <w:lang w:val="sw_KE" w:bidi="sw_KE"/>
         </w:rPr>
         <w:t xml:space="preserve">, </w:t>
       </w:r>
-      <w:hyperlink r:id="rId54">
-        <w:r>
-          <w:rPr>
-            <w:lang w:val="sw_KE" w:bidi="sw_KE"/>
-          </w:rPr>
-          <w:rPr>
-            <w:color w:val="0000EE"/>
-            <w:u w:val="single"/>
-          </w:rPr>
-          <w:t>19</w:t>
-        </w:r>
-      </w:hyperlink>
+      <w:r>
+        <w:rPr>
+          <w:lang w:val="sw_KE" w:bidi="sw_KE"/>
+        </w:rPr>
+        <w:t>19</w:t>
+      </w:r>
       <w:r>
         <w:rPr>
           <w:lang w:val="sw_KE" w:bidi="sw_KE"/>
@@ -1258,288 +1000,192 @@
         </w:rPr>
         <w:t>Wafalme kadhaa wa Yuda wanasifiwa, hata hivyo, kwa kufanya "kile kilichopendeza machoni pa Bwana" (</w:t>
       </w:r>
-      <w:hyperlink r:id="rId55">
-        <w:r>
-          <w:rPr>
-            <w:lang w:val="sw_KE" w:bidi="sw_KE"/>
-          </w:rPr>
-          <w:rPr>
-            <w:color w:val="0000EE"/>
-            <w:u w:val="single"/>
-          </w:rPr>
-          <w:t>12:2</w:t>
-        </w:r>
-      </w:hyperlink>
+      <w:r>
+        <w:rPr>
+          <w:lang w:val="sw_KE" w:bidi="sw_KE"/>
+        </w:rPr>
+        <w:t>12:2</w:t>
+      </w:r>
       <w:r>
         <w:rPr>
           <w:lang w:val="sw_KE" w:bidi="sw_KE"/>
         </w:rPr>
         <w:t xml:space="preserve">; </w:t>
       </w:r>
-      <w:hyperlink r:id="rId56">
-        <w:r>
-          <w:rPr>
-            <w:lang w:val="sw_KE" w:bidi="sw_KE"/>
-          </w:rPr>
-          <w:rPr>
-            <w:color w:val="0000EE"/>
-            <w:u w:val="single"/>
-          </w:rPr>
-          <w:t>14:3</w:t>
-        </w:r>
-      </w:hyperlink>
+      <w:r>
+        <w:rPr>
+          <w:lang w:val="sw_KE" w:bidi="sw_KE"/>
+        </w:rPr>
+        <w:t>14:3</w:t>
+      </w:r>
       <w:r>
         <w:rPr>
           <w:lang w:val="sw_KE" w:bidi="sw_KE"/>
         </w:rPr>
         <w:t xml:space="preserve">; </w:t>
       </w:r>
-      <w:hyperlink r:id="rId57">
-        <w:r>
-          <w:rPr>
-            <w:lang w:val="sw_KE" w:bidi="sw_KE"/>
-          </w:rPr>
-          <w:rPr>
-            <w:color w:val="0000EE"/>
-            <w:u w:val="single"/>
-          </w:rPr>
-          <w:t>15:3</w:t>
-        </w:r>
-      </w:hyperlink>
+      <w:r>
+        <w:rPr>
+          <w:lang w:val="sw_KE" w:bidi="sw_KE"/>
+        </w:rPr>
+        <w:t>15:3</w:t>
+      </w:r>
       <w:r>
         <w:rPr>
           <w:lang w:val="sw_KE" w:bidi="sw_KE"/>
         </w:rPr>
         <w:t xml:space="preserve">, </w:t>
       </w:r>
-      <w:hyperlink r:id="rId58">
-        <w:r>
-          <w:rPr>
-            <w:lang w:val="sw_KE" w:bidi="sw_KE"/>
-          </w:rPr>
-          <w:rPr>
-            <w:color w:val="0000EE"/>
-            <w:u w:val="single"/>
-          </w:rPr>
-          <w:t>34</w:t>
-        </w:r>
-      </w:hyperlink>
+      <w:r>
+        <w:rPr>
+          <w:lang w:val="sw_KE" w:bidi="sw_KE"/>
+        </w:rPr>
+        <w:t>34</w:t>
+      </w:r>
       <w:r>
         <w:rPr>
           <w:lang w:val="sw_KE" w:bidi="sw_KE"/>
         </w:rPr>
         <w:t xml:space="preserve">; </w:t>
       </w:r>
-      <w:hyperlink r:id="rId59">
-        <w:r>
-          <w:rPr>
-            <w:lang w:val="sw_KE" w:bidi="sw_KE"/>
-          </w:rPr>
-          <w:rPr>
-            <w:color w:val="0000EE"/>
-            <w:u w:val="single"/>
-          </w:rPr>
-          <w:t>18:3</w:t>
-        </w:r>
-      </w:hyperlink>
+      <w:r>
+        <w:rPr>
+          <w:lang w:val="sw_KE" w:bidi="sw_KE"/>
+        </w:rPr>
+        <w:t>18:3</w:t>
+      </w:r>
       <w:r>
         <w:rPr>
           <w:lang w:val="sw_KE" w:bidi="sw_KE"/>
         </w:rPr>
         <w:t xml:space="preserve">; </w:t>
       </w:r>
-      <w:hyperlink r:id="rId60">
-        <w:r>
-          <w:rPr>
-            <w:lang w:val="sw_KE" w:bidi="sw_KE"/>
-          </w:rPr>
-          <w:rPr>
-            <w:color w:val="0000EE"/>
-            <w:u w:val="single"/>
-          </w:rPr>
-          <w:t>22:2</w:t>
-        </w:r>
-      </w:hyperlink>
+      <w:r>
+        <w:rPr>
+          <w:lang w:val="sw_KE" w:bidi="sw_KE"/>
+        </w:rPr>
+        <w:t>22:2</w:t>
+      </w:r>
       <w:r>
         <w:rPr>
           <w:lang w:val="sw_KE" w:bidi="sw_KE"/>
         </w:rPr>
         <w:t>). Watu hao walijali matengenezo na ukarabati wa Hekalu (</w:t>
       </w:r>
-      <w:hyperlink r:id="rId61">
-        <w:r>
-          <w:rPr>
-            <w:lang w:val="sw_KE" w:bidi="sw_KE"/>
-          </w:rPr>
-          <w:rPr>
-            <w:color w:val="0000EE"/>
-            <w:u w:val="single"/>
-          </w:rPr>
-          <w:t>12:6–16</w:t>
-        </w:r>
-      </w:hyperlink>
+      <w:r>
+        <w:rPr>
+          <w:lang w:val="sw_KE" w:bidi="sw_KE"/>
+        </w:rPr>
+        <w:t>12:6–16</w:t>
+      </w:r>
       <w:r>
         <w:rPr>
           <w:lang w:val="sw_KE" w:bidi="sw_KE"/>
         </w:rPr>
         <w:t xml:space="preserve">; </w:t>
       </w:r>
-      <w:hyperlink r:id="rId62">
-        <w:r>
-          <w:rPr>
-            <w:lang w:val="sw_KE" w:bidi="sw_KE"/>
-          </w:rPr>
-          <w:rPr>
-            <w:color w:val="0000EE"/>
-            <w:u w:val="single"/>
-          </w:rPr>
-          <w:t>22:3–7</w:t>
-        </w:r>
-      </w:hyperlink>
+      <w:r>
+        <w:rPr>
+          <w:lang w:val="sw_KE" w:bidi="sw_KE"/>
+        </w:rPr>
+        <w:t>22:3–7</w:t>
+      </w:r>
       <w:r>
         <w:rPr>
           <w:lang w:val="sw_KE" w:bidi="sw_KE"/>
         </w:rPr>
         <w:t>) na kwa utii kwa maagizo ya neno la Mungu (</w:t>
       </w:r>
-      <w:hyperlink r:id="rId63">
-        <w:r>
-          <w:rPr>
-            <w:lang w:val="sw_KE" w:bidi="sw_KE"/>
-          </w:rPr>
-          <w:rPr>
-            <w:color w:val="0000EE"/>
-            <w:u w:val="single"/>
-          </w:rPr>
-          <w:t>18:6</w:t>
-        </w:r>
-      </w:hyperlink>
+      <w:r>
+        <w:rPr>
+          <w:lang w:val="sw_KE" w:bidi="sw_KE"/>
+        </w:rPr>
+        <w:t>18:6</w:t>
+      </w:r>
       <w:r>
         <w:rPr>
           <w:lang w:val="sw_KE" w:bidi="sw_KE"/>
         </w:rPr>
         <w:t xml:space="preserve">; </w:t>
       </w:r>
-      <w:hyperlink r:id="rId64">
-        <w:r>
-          <w:rPr>
-            <w:lang w:val="sw_KE" w:bidi="sw_KE"/>
-          </w:rPr>
-          <w:rPr>
-            <w:color w:val="0000EE"/>
-            <w:u w:val="single"/>
-          </w:rPr>
-          <w:t>22:8–13</w:t>
-        </w:r>
-      </w:hyperlink>
+      <w:r>
+        <w:rPr>
+          <w:lang w:val="sw_KE" w:bidi="sw_KE"/>
+        </w:rPr>
+        <w:t>22:8–13</w:t>
+      </w:r>
       <w:r>
         <w:rPr>
           <w:lang w:val="sw_KE" w:bidi="sw_KE"/>
         </w:rPr>
         <w:t xml:space="preserve">; </w:t>
       </w:r>
-      <w:hyperlink r:id="rId65">
-        <w:r>
-          <w:rPr>
-            <w:lang w:val="sw_KE" w:bidi="sw_KE"/>
-          </w:rPr>
-          <w:rPr>
-            <w:color w:val="0000EE"/>
-            <w:u w:val="single"/>
-          </w:rPr>
-          <w:t>23:1–3</w:t>
-        </w:r>
-      </w:hyperlink>
+      <w:r>
+        <w:rPr>
+          <w:lang w:val="sw_KE" w:bidi="sw_KE"/>
+        </w:rPr>
+        <w:t>23:1–3</w:t>
+      </w:r>
       <w:r>
         <w:rPr>
           <w:lang w:val="sw_KE" w:bidi="sw_KE"/>
         </w:rPr>
         <w:t>). Hezekia na Yosia wanapokea sifa maalum: Hezekia kwa imani yake kwa Bwana na kuheshimu neno la Mungu (</w:t>
       </w:r>
-      <w:hyperlink r:id="rId31">
-        <w:r>
-          <w:rPr>
-            <w:lang w:val="sw_KE" w:bidi="sw_KE"/>
-          </w:rPr>
-          <w:rPr>
-            <w:color w:val="0000EE"/>
-            <w:u w:val="single"/>
-          </w:rPr>
-          <w:t>18:5–6</w:t>
-        </w:r>
-      </w:hyperlink>
+      <w:r>
+        <w:rPr>
+          <w:lang w:val="sw_KE" w:bidi="sw_KE"/>
+        </w:rPr>
+        <w:t>18:5–6</w:t>
+      </w:r>
       <w:r>
         <w:rPr>
           <w:lang w:val="sw_KE" w:bidi="sw_KE"/>
         </w:rPr>
         <w:t>), na Yosia kwa heshima yake kubwa kwa sheria ya Musa (</w:t>
       </w:r>
-      <w:hyperlink r:id="rId66">
-        <w:r>
-          <w:rPr>
-            <w:lang w:val="sw_KE" w:bidi="sw_KE"/>
-          </w:rPr>
-          <w:rPr>
-            <w:color w:val="0000EE"/>
-            <w:u w:val="single"/>
-          </w:rPr>
-          <w:t>23:25</w:t>
-        </w:r>
-      </w:hyperlink>
+      <w:r>
+        <w:rPr>
+          <w:lang w:val="sw_KE" w:bidi="sw_KE"/>
+        </w:rPr>
+        <w:t>23:25</w:t>
+      </w:r>
       <w:r>
         <w:rPr>
           <w:lang w:val="sw_KE" w:bidi="sw_KE"/>
         </w:rPr>
         <w:t xml:space="preserve">). Maana ni wazi. Watu wa Mungu wanapaswa kuishi kulingana na viwango vya juu vya neno la Mungu ili waweze kufanya kile kilicho "kinachopendeza machoni pa Mungu" (tazama </w:t>
       </w:r>
-      <w:hyperlink r:id="rId67">
-        <w:r>
-          <w:rPr>
-            <w:lang w:val="sw_KE" w:bidi="sw_KE"/>
-          </w:rPr>
-          <w:rPr>
-            <w:color w:val="0000EE"/>
-            <w:u w:val="single"/>
-          </w:rPr>
-          <w:t>Zaburi 119:9–11</w:t>
-        </w:r>
-      </w:hyperlink>
+      <w:r>
+        <w:rPr>
+          <w:lang w:val="sw_KE" w:bidi="sw_KE"/>
+        </w:rPr>
+        <w:t>Zaburi 119:9–11</w:t>
+      </w:r>
       <w:r>
         <w:rPr>
           <w:lang w:val="sw_KE" w:bidi="sw_KE"/>
         </w:rPr>
         <w:t xml:space="preserve">, </w:t>
       </w:r>
-      <w:hyperlink r:id="rId68">
-        <w:r>
-          <w:rPr>
-            <w:lang w:val="sw_KE" w:bidi="sw_KE"/>
-          </w:rPr>
-          <w:rPr>
-            <w:color w:val="0000EE"/>
-            <w:u w:val="single"/>
-          </w:rPr>
-          <w:t>111</w:t>
-        </w:r>
-      </w:hyperlink>
+      <w:r>
+        <w:rPr>
+          <w:lang w:val="sw_KE" w:bidi="sw_KE"/>
+        </w:rPr>
+        <w:t>111</w:t>
+      </w:r>
       <w:r>
         <w:rPr>
           <w:lang w:val="sw_KE" w:bidi="sw_KE"/>
         </w:rPr>
         <w:t xml:space="preserve">; </w:t>
       </w:r>
-      <w:hyperlink r:id="rId69">
-        <w:r>
-          <w:rPr>
-            <w:lang w:val="sw_KE" w:bidi="sw_KE"/>
-          </w:rPr>
-          <w:rPr>
-            <w:color w:val="0000EE"/>
-            <w:u w:val="single"/>
-          </w:rPr>
-          <w:t>2 Timotheo 3:16–17</w:t>
-        </w:r>
-      </w:hyperlink>
+      <w:r>
+        <w:rPr>
+          <w:lang w:val="sw_KE" w:bidi="sw_KE"/>
+        </w:rPr>
+        <w:t>2 Timotheo 3:16–17</w:t>
+      </w:r>
       <w:r>
         <w:rPr>
           <w:lang w:val="sw_KE" w:bidi="sw_KE"/>
@@ -1560,180 +1206,120 @@
         </w:rPr>
         <w:t>Umashuhuri uliotolewa kwa siku za mwisho za nabii mkuu Eliya (</w:t>
       </w:r>
-      <w:hyperlink r:id="rId70">
-        <w:r>
-          <w:rPr>
-            <w:lang w:val="sw_KE" w:bidi="sw_KE"/>
-          </w:rPr>
-          <w:rPr>
-            <w:color w:val="0000EE"/>
-            <w:u w:val="single"/>
-          </w:rPr>
-          <w:t>1:3–17</w:t>
-        </w:r>
-      </w:hyperlink>
+      <w:r>
+        <w:rPr>
+          <w:lang w:val="sw_KE" w:bidi="sw_KE"/>
+        </w:rPr>
+        <w:t>1:3–17</w:t>
+      </w:r>
       <w:r>
         <w:rPr>
           <w:lang w:val="sw_KE" w:bidi="sw_KE"/>
         </w:rPr>
         <w:t xml:space="preserve">; </w:t>
       </w:r>
-      <w:hyperlink r:id="rId71">
-        <w:r>
-          <w:rPr>
-            <w:lang w:val="sw_KE" w:bidi="sw_KE"/>
-          </w:rPr>
-          <w:rPr>
-            <w:color w:val="0000EE"/>
-            <w:u w:val="single"/>
-          </w:rPr>
-          <w:t>2:1–11</w:t>
-        </w:r>
-      </w:hyperlink>
+      <w:r>
+        <w:rPr>
+          <w:lang w:val="sw_KE" w:bidi="sw_KE"/>
+        </w:rPr>
+        <w:t>2:1–11</w:t>
+      </w:r>
       <w:r>
         <w:rPr>
           <w:lang w:val="sw_KE" w:bidi="sw_KE"/>
         </w:rPr>
         <w:t>) na huduma ya kushangaza ya Elisha (</w:t>
       </w:r>
-      <w:hyperlink r:id="rId72">
-        <w:r>
-          <w:rPr>
-            <w:lang w:val="sw_KE" w:bidi="sw_KE"/>
-          </w:rPr>
-          <w:rPr>
-            <w:color w:val="0000EE"/>
-            <w:u w:val="single"/>
-          </w:rPr>
-          <w:t>2:12–25</w:t>
-        </w:r>
-      </w:hyperlink>
+      <w:r>
+        <w:rPr>
+          <w:lang w:val="sw_KE" w:bidi="sw_KE"/>
+        </w:rPr>
+        <w:t>2:12–25</w:t>
+      </w:r>
       <w:r>
         <w:rPr>
           <w:lang w:val="sw_KE" w:bidi="sw_KE"/>
         </w:rPr>
         <w:t xml:space="preserve">; </w:t>
       </w:r>
-      <w:hyperlink r:id="rId73">
-        <w:r>
-          <w:rPr>
-            <w:lang w:val="sw_KE" w:bidi="sw_KE"/>
-          </w:rPr>
-          <w:rPr>
-            <w:color w:val="0000EE"/>
-            <w:u w:val="single"/>
-          </w:rPr>
-          <w:t>3:11–19</w:t>
-        </w:r>
-      </w:hyperlink>
+      <w:r>
+        <w:rPr>
+          <w:lang w:val="sw_KE" w:bidi="sw_KE"/>
+        </w:rPr>
+        <w:t>3:11–19</w:t>
+      </w:r>
       <w:r>
         <w:rPr>
           <w:lang w:val="sw_KE" w:bidi="sw_KE"/>
         </w:rPr>
         <w:t xml:space="preserve">; </w:t>
       </w:r>
-      <w:hyperlink r:id="rId74">
-        <w:r>
-          <w:rPr>
-            <w:lang w:val="sw_KE" w:bidi="sw_KE"/>
-          </w:rPr>
-          <w:rPr>
-            <w:color w:val="0000EE"/>
-            <w:u w:val="single"/>
-          </w:rPr>
-          <w:t>4:1–7:2</w:t>
-        </w:r>
-      </w:hyperlink>
+      <w:r>
+        <w:rPr>
+          <w:lang w:val="sw_KE" w:bidi="sw_KE"/>
+        </w:rPr>
+        <w:t>4:1–7:2</w:t>
+      </w:r>
       <w:r>
         <w:rPr>
           <w:lang w:val="sw_KE" w:bidi="sw_KE"/>
         </w:rPr>
         <w:t xml:space="preserve">; </w:t>
       </w:r>
-      <w:hyperlink r:id="rId75">
-        <w:r>
-          <w:rPr>
-            <w:lang w:val="sw_KE" w:bidi="sw_KE"/>
-          </w:rPr>
-          <w:rPr>
-            <w:color w:val="0000EE"/>
-            <w:u w:val="single"/>
-          </w:rPr>
-          <w:t>8:1–2</w:t>
-        </w:r>
-      </w:hyperlink>
+      <w:r>
+        <w:rPr>
+          <w:lang w:val="sw_KE" w:bidi="sw_KE"/>
+        </w:rPr>
+        <w:t>8:1–2</w:t>
+      </w:r>
       <w:r>
         <w:rPr>
           <w:lang w:val="sw_KE" w:bidi="sw_KE"/>
         </w:rPr>
         <w:t>) unasisitiza haja ya kutangaza maneno ya Mungu kwa wengine (</w:t>
       </w:r>
-      <w:hyperlink r:id="rId76">
-        <w:r>
-          <w:rPr>
-            <w:lang w:val="sw_KE" w:bidi="sw_KE"/>
-          </w:rPr>
-          <w:rPr>
-            <w:color w:val="0000EE"/>
-            <w:u w:val="single"/>
-          </w:rPr>
-          <w:t>Matendo 20:18–21</w:t>
-        </w:r>
-      </w:hyperlink>
+      <w:r>
+        <w:rPr>
+          <w:lang w:val="sw_KE" w:bidi="sw_KE"/>
+        </w:rPr>
+        <w:t>Matendo 20:18–21</w:t>
+      </w:r>
       <w:r>
         <w:rPr>
           <w:lang w:val="sw_KE" w:bidi="sw_KE"/>
         </w:rPr>
         <w:t xml:space="preserve">; </w:t>
       </w:r>
-      <w:hyperlink r:id="rId77">
-        <w:r>
-          <w:rPr>
-            <w:lang w:val="sw_KE" w:bidi="sw_KE"/>
-          </w:rPr>
-          <w:rPr>
-            <w:color w:val="0000EE"/>
-            <w:u w:val="single"/>
-          </w:rPr>
-          <w:t>2 Timotheo 2:15</w:t>
-        </w:r>
-      </w:hyperlink>
+      <w:r>
+        <w:rPr>
+          <w:lang w:val="sw_KE" w:bidi="sw_KE"/>
+        </w:rPr>
+        <w:t>2 Timotheo 2:15</w:t>
+      </w:r>
       <w:r>
         <w:rPr>
           <w:lang w:val="sw_KE" w:bidi="sw_KE"/>
         </w:rPr>
         <w:t xml:space="preserve">; </w:t>
       </w:r>
-      <w:hyperlink r:id="rId78">
-        <w:r>
-          <w:rPr>
-            <w:lang w:val="sw_KE" w:bidi="sw_KE"/>
-          </w:rPr>
-          <w:rPr>
-            <w:color w:val="0000EE"/>
-            <w:u w:val="single"/>
-          </w:rPr>
-          <w:t>4:2</w:t>
-        </w:r>
-      </w:hyperlink>
+      <w:r>
+        <w:rPr>
+          <w:lang w:val="sw_KE" w:bidi="sw_KE"/>
+        </w:rPr>
+        <w:t>4:2</w:t>
+      </w:r>
       <w:r>
         <w:rPr>
           <w:lang w:val="sw_KE" w:bidi="sw_KE"/>
         </w:rPr>
         <w:t>) ili waweze kuingia katika uhusiano wa agano na Bwana (</w:t>
       </w:r>
-      <w:hyperlink r:id="rId79">
-        <w:r>
-          <w:rPr>
-            <w:lang w:val="sw_KE" w:bidi="sw_KE"/>
-          </w:rPr>
-          <w:rPr>
-            <w:color w:val="0000EE"/>
-            <w:u w:val="single"/>
-          </w:rPr>
-          <w:t>2 Kor 3:4–6</w:t>
-        </w:r>
-      </w:hyperlink>
+      <w:r>
+        <w:rPr>
+          <w:lang w:val="sw_KE" w:bidi="sw_KE"/>
+        </w:rPr>
+        <w:t>2 Kor 3:4–6</w:t>
+      </w:r>
       <w:r>
         <w:rPr>
           <w:lang w:val="sw_KE" w:bidi="sw_KE"/>
@@ -1754,126 +1340,84 @@
         </w:rPr>
         <w:t>Hatimaye, kushindwa kwa hata wafalme wazuri kunawakumbusha watu wa Mungu kuwa waaminifu kwa Bwana na kumtumikia kwa uthabiti. Kisha maisha yao yanaweza kujawa na mema (</w:t>
       </w:r>
-      <w:hyperlink r:id="rId80">
-        <w:r>
-          <w:rPr>
-            <w:lang w:val="sw_KE" w:bidi="sw_KE"/>
-          </w:rPr>
-          <w:rPr>
-            <w:color w:val="0000EE"/>
-            <w:u w:val="single"/>
-          </w:rPr>
-          <w:t>Zaburi 84:11</w:t>
-        </w:r>
-      </w:hyperlink>
+      <w:r>
+        <w:rPr>
+          <w:lang w:val="sw_KE" w:bidi="sw_KE"/>
+        </w:rPr>
+        <w:t>Zaburi 84:11</w:t>
+      </w:r>
       <w:r>
         <w:rPr>
           <w:lang w:val="sw_KE" w:bidi="sw_KE"/>
         </w:rPr>
         <w:t xml:space="preserve">; </w:t>
       </w:r>
-      <w:hyperlink r:id="rId81">
-        <w:r>
-          <w:rPr>
-            <w:lang w:val="sw_KE" w:bidi="sw_KE"/>
-          </w:rPr>
-          <w:rPr>
-            <w:color w:val="0000EE"/>
-            <w:u w:val="single"/>
-          </w:rPr>
-          <w:t>Warumi 14:7–8</w:t>
-        </w:r>
-      </w:hyperlink>
+      <w:r>
+        <w:rPr>
+          <w:lang w:val="sw_KE" w:bidi="sw_KE"/>
+        </w:rPr>
+        <w:t>Warumi 14:7–8</w:t>
+      </w:r>
       <w:r>
         <w:rPr>
           <w:lang w:val="sw_KE" w:bidi="sw_KE"/>
         </w:rPr>
         <w:t>), na wanaposimama mbele za Mungu kwa ajili ya hukumu (</w:t>
       </w:r>
-      <w:hyperlink r:id="rId82">
-        <w:r>
-          <w:rPr>
-            <w:lang w:val="sw_KE" w:bidi="sw_KE"/>
-          </w:rPr>
-          <w:rPr>
-            <w:color w:val="0000EE"/>
-            <w:u w:val="single"/>
-          </w:rPr>
-          <w:t>Warumi 14:10–11</w:t>
-        </w:r>
-      </w:hyperlink>
+      <w:r>
+        <w:rPr>
+          <w:lang w:val="sw_KE" w:bidi="sw_KE"/>
+        </w:rPr>
+        <w:t>Warumi 14:10–11</w:t>
+      </w:r>
       <w:r>
         <w:rPr>
           <w:lang w:val="sw_KE" w:bidi="sw_KE"/>
         </w:rPr>
         <w:t xml:space="preserve">; </w:t>
       </w:r>
-      <w:hyperlink r:id="rId83">
-        <w:r>
-          <w:rPr>
-            <w:lang w:val="sw_KE" w:bidi="sw_KE"/>
-          </w:rPr>
-          <w:rPr>
-            <w:color w:val="0000EE"/>
-            <w:u w:val="single"/>
-          </w:rPr>
-          <w:t>2 Wakorintho 5:10</w:t>
-        </w:r>
-      </w:hyperlink>
+      <w:r>
+        <w:rPr>
+          <w:lang w:val="sw_KE" w:bidi="sw_KE"/>
+        </w:rPr>
+        <w:t>2 Wakorintho 5:10</w:t>
+      </w:r>
       <w:r>
         <w:rPr>
           <w:lang w:val="sw_KE" w:bidi="sw_KE"/>
         </w:rPr>
         <w:t>), atawazawadia na kuwapongeza (</w:t>
       </w:r>
-      <w:hyperlink r:id="rId84">
-        <w:r>
-          <w:rPr>
-            <w:lang w:val="sw_KE" w:bidi="sw_KE"/>
-          </w:rPr>
-          <w:rPr>
-            <w:color w:val="0000EE"/>
-            <w:u w:val="single"/>
-          </w:rPr>
-          <w:t>2 Timotheo 4:7–8</w:t>
-        </w:r>
-      </w:hyperlink>
+      <w:r>
+        <w:rPr>
+          <w:lang w:val="sw_KE" w:bidi="sw_KE"/>
+        </w:rPr>
+        <w:t>2 Timotheo 4:7–8</w:t>
+      </w:r>
       <w:r>
         <w:rPr>
           <w:lang w:val="sw_KE" w:bidi="sw_KE"/>
         </w:rPr>
         <w:t xml:space="preserve">; </w:t>
       </w:r>
-      <w:hyperlink r:id="rId85">
-        <w:r>
-          <w:rPr>
-            <w:lang w:val="sw_KE" w:bidi="sw_KE"/>
-          </w:rPr>
-          <w:rPr>
-            <w:color w:val="0000EE"/>
-            <w:u w:val="single"/>
-          </w:rPr>
-          <w:t>Ufunuo 2:10</w:t>
-        </w:r>
-      </w:hyperlink>
+      <w:r>
+        <w:rPr>
+          <w:lang w:val="sw_KE" w:bidi="sw_KE"/>
+        </w:rPr>
+        <w:t>Ufunuo 2:10</w:t>
+      </w:r>
       <w:r>
         <w:rPr>
           <w:lang w:val="sw_KE" w:bidi="sw_KE"/>
         </w:rPr>
         <w:t xml:space="preserve">; tazama </w:t>
       </w:r>
-      <w:hyperlink r:id="rId86">
-        <w:r>
-          <w:rPr>
-            <w:lang w:val="sw_KE" w:bidi="sw_KE"/>
-          </w:rPr>
-          <w:rPr>
-            <w:color w:val="0000EE"/>
-            <w:u w:val="single"/>
-          </w:rPr>
-          <w:t>Mathayo 25:23</w:t>
-        </w:r>
-      </w:hyperlink>
+      <w:r>
+        <w:rPr>
+          <w:lang w:val="sw_KE" w:bidi="sw_KE"/>
+        </w:rPr>
+        <w:t>Mathayo 25:23</w:t>
+      </w:r>
       <w:r>
         <w:rPr>
           <w:lang w:val="sw_KE" w:bidi="sw_KE"/>
